--- a/AIWordSearchSolver_Documentation.docx
+++ b/AIWordSearchSolver_Documentation.docx
@@ -937,9 +937,9 @@
           <w:noProof/>
         </w:rPr>
         <w:drawing>
-          <wp:inline distT="0" distB="0" distL="0" distR="0" wp14:anchorId="2FC488D5" wp14:editId="49BF1029">
-            <wp:extent cx="4043363" cy="4074656"/>
-            <wp:effectExtent l="0" t="0" r="0" b="2540"/>
+          <wp:inline distT="0" distB="0" distL="0" distR="0" wp14:anchorId="2FC488D5" wp14:editId="5CB1BB94">
+            <wp:extent cx="2954421" cy="2977286"/>
+            <wp:effectExtent l="0" t="0" r="0" b="0"/>
             <wp:docPr id="13153548" name="Picture 1"/>
             <wp:cNvGraphicFramePr>
               <a:graphicFrameLocks xmlns:a="http://schemas.openxmlformats.org/drawingml/2006/main" noChangeAspect="1"/>
@@ -969,7 +969,7 @@
                   <pic:spPr bwMode="auto">
                     <a:xfrm>
                       <a:off x="0" y="0"/>
-                      <a:ext cx="4051032" cy="4082384"/>
+                      <a:ext cx="2968325" cy="2991298"/>
                     </a:xfrm>
                     <a:prstGeom prst="rect">
                       <a:avLst/>
@@ -1255,7 +1255,6 @@
           <w:sz w:val="24"/>
           <w:szCs w:val="24"/>
         </w:rPr>
-        <w:lastRenderedPageBreak/>
         <w:t>Vectors are used in this project to symbolise the directions. There are 8 possible directions in which a word can be found in</w:t>
       </w:r>
       <w:r>
@@ -1326,6 +1325,7 @@
           <w:sz w:val="24"/>
           <w:szCs w:val="24"/>
         </w:rPr>
+        <w:lastRenderedPageBreak/>
         <w:t xml:space="preserve">Limited </w:t>
       </w:r>
       <w:r>
@@ -1849,7 +1849,6 @@
                 <w:sz w:val="24"/>
                 <w:szCs w:val="24"/>
               </w:rPr>
-              <w:lastRenderedPageBreak/>
               <w:t>A function was created to check if the current index of the letter matches the letter at the current cell, then choose a direction to search in. If the next index matches in that direction it keeps going in the same direction until proven otherwise.</w:t>
             </w:r>
           </w:p>
@@ -1992,9 +1991,9 @@
           <w:szCs w:val="24"/>
         </w:rPr>
         <w:drawing>
-          <wp:inline distT="0" distB="0" distL="0" distR="0" wp14:anchorId="07089689" wp14:editId="31EE7E2B">
-            <wp:extent cx="3463290" cy="1948101"/>
-            <wp:effectExtent l="0" t="0" r="3810" b="0"/>
+          <wp:inline distT="0" distB="0" distL="0" distR="0" wp14:anchorId="07089689" wp14:editId="67D9E967">
+            <wp:extent cx="3094330" cy="1740561"/>
+            <wp:effectExtent l="0" t="0" r="0" b="0"/>
             <wp:docPr id="1964382186" name="Picture 1"/>
             <wp:cNvGraphicFramePr>
               <a:graphicFrameLocks xmlns:a="http://schemas.openxmlformats.org/drawingml/2006/main" noChangeAspect="1"/>
@@ -2015,7 +2014,7 @@
                   <pic:spPr>
                     <a:xfrm>
                       <a:off x="0" y="0"/>
-                      <a:ext cx="3473245" cy="1953701"/>
+                      <a:ext cx="3113616" cy="1751409"/>
                     </a:xfrm>
                     <a:prstGeom prst="rect">
                       <a:avLst/>
@@ -2100,9 +2099,9 @@
           <w:szCs w:val="24"/>
         </w:rPr>
         <w:drawing>
-          <wp:inline distT="0" distB="0" distL="0" distR="0" wp14:anchorId="7FBFFEF3" wp14:editId="27A12D5F">
-            <wp:extent cx="3463747" cy="1951883"/>
-            <wp:effectExtent l="0" t="0" r="3810" b="0"/>
+          <wp:inline distT="0" distB="0" distL="0" distR="0" wp14:anchorId="7FBFFEF3" wp14:editId="18774450">
+            <wp:extent cx="3156509" cy="1778748"/>
+            <wp:effectExtent l="0" t="0" r="6350" b="0"/>
             <wp:docPr id="2048702308" name="Picture 1"/>
             <wp:cNvGraphicFramePr>
               <a:graphicFrameLocks xmlns:a="http://schemas.openxmlformats.org/drawingml/2006/main" noChangeAspect="1"/>
@@ -2129,7 +2128,7 @@
                   <pic:spPr>
                     <a:xfrm>
                       <a:off x="0" y="0"/>
-                      <a:ext cx="3471994" cy="1956530"/>
+                      <a:ext cx="3175748" cy="1789590"/>
                     </a:xfrm>
                     <a:prstGeom prst="rect">
                       <a:avLst/>
@@ -2213,11 +2212,10 @@
           <w:sz w:val="24"/>
           <w:szCs w:val="24"/>
         </w:rPr>
-        <w:lastRenderedPageBreak/>
         <w:drawing>
-          <wp:inline distT="0" distB="0" distL="0" distR="0" wp14:anchorId="6D130C54" wp14:editId="0ECCE888">
-            <wp:extent cx="3486175" cy="1952639"/>
-            <wp:effectExtent l="0" t="0" r="0" b="9525"/>
+          <wp:inline distT="0" distB="0" distL="0" distR="0" wp14:anchorId="6D130C54" wp14:editId="6B37F4A8">
+            <wp:extent cx="3206306" cy="1795881"/>
+            <wp:effectExtent l="0" t="0" r="0" b="0"/>
             <wp:docPr id="1779291763" name="Picture 1"/>
             <wp:cNvGraphicFramePr>
               <a:graphicFrameLocks xmlns:a="http://schemas.openxmlformats.org/drawingml/2006/main" noChangeAspect="1"/>
@@ -2238,7 +2236,7 @@
                   <pic:spPr>
                     <a:xfrm>
                       <a:off x="0" y="0"/>
-                      <a:ext cx="3486175" cy="1952639"/>
+                      <a:ext cx="3233855" cy="1811311"/>
                     </a:xfrm>
                     <a:prstGeom prst="rect">
                       <a:avLst/>
@@ -2463,6 +2461,7 @@
           <w:sz w:val="24"/>
           <w:szCs w:val="24"/>
         </w:rPr>
+        <w:lastRenderedPageBreak/>
         <w:t xml:space="preserve">In Figure 3, </w:t>
       </w:r>
       <w:r>
@@ -2859,7 +2858,6 @@
           <w:sz w:val="24"/>
           <w:szCs w:val="24"/>
         </w:rPr>
-        <w:lastRenderedPageBreak/>
         <w:t>Overall, this project serves as a strong foundation for understanding how algorithms</w:t>
       </w:r>
       <w:r>
